--- a/TAREAS 6 SEMESTRE/Programación Paralela y en Tiempo Real/QuijasContreras_Act1.docx
+++ b/TAREAS 6 SEMESTRE/Programación Paralela y en Tiempo Real/QuijasContreras_Act1.docx
@@ -4,15 +4,10 @@
   <w:body>
     <w:p>
       <w:r>
-        <w:t xml:space="preserve">3 </w:t>
+        <w:t>&lt;</w:t>
       </w:r>
-      <w:proofErr w:type="gramStart"/>
       <w:r>
-        <w:t>Definiciones</w:t>
-      </w:r>
-      <w:proofErr w:type="gramEnd"/>
-      <w:r>
-        <w:t xml:space="preserve"> de arquitectura de computadoras.</w:t>
+        <w:t>3 Definiciones de arquitectura de computadoras.</w:t>
       </w:r>
     </w:p>
     <w:p>
